--- a/lab3_B83YGQ.docx
+++ b/lab3_B83YGQ.docx
@@ -762,6 +762,9 @@
     </w:p>
     <w:p>
       <w:r>
+        <w:rPr>
+          <w:noProof/>
+        </w:rPr>
         <w:drawing>
           <wp:inline distT="0" distB="0" distL="0" distR="0" wp14:anchorId="29420FF7" wp14:editId="57950D3D">
             <wp:extent cx="5760720" cy="3710305"/>
@@ -807,12 +810,345 @@
         <w:t>Feladat: Átvizsgálás</w:t>
       </w:r>
     </w:p>
+    <w:p>
+      <w:pPr>
+        <w:rPr>
+          <w:noProof/>
+        </w:rPr>
+      </w:pPr>
+    </w:p>
+    <w:p>
+      <w:r>
+        <w:rPr>
+          <w:noProof/>
+        </w:rPr>
+        <w:lastRenderedPageBreak/>
+        <w:drawing>
+          <wp:inline distT="0" distB="0" distL="0" distR="0" wp14:anchorId="3EB5BF8D" wp14:editId="03704E27">
+            <wp:extent cx="5573540" cy="9730328"/>
+            <wp:effectExtent l="0" t="0" r="0" b="0"/>
+            <wp:docPr id="529657839" name="Kép 1"/>
+            <wp:cNvGraphicFramePr>
+              <a:graphicFrameLocks xmlns:a="http://schemas.openxmlformats.org/drawingml/2006/main" noChangeAspect="1"/>
+            </wp:cNvGraphicFramePr>
+            <a:graphic xmlns:a="http://schemas.openxmlformats.org/drawingml/2006/main">
+              <a:graphicData uri="http://schemas.openxmlformats.org/drawingml/2006/picture">
+                <pic:pic xmlns:pic="http://schemas.openxmlformats.org/drawingml/2006/picture">
+                  <pic:nvPicPr>
+                    <pic:cNvPr id="0" name="Picture 1"/>
+                    <pic:cNvPicPr>
+                      <a:picLocks noChangeAspect="1" noChangeArrowheads="1"/>
+                    </pic:cNvPicPr>
+                  </pic:nvPicPr>
+                  <pic:blipFill rotWithShape="1">
+                    <a:blip r:embed="rId17" cstate="print">
+                      <a:extLst>
+                        <a:ext uri="{28A0092B-C50C-407E-A947-70E740481C1C}">
+                          <a14:useLocalDpi xmlns:a14="http://schemas.microsoft.com/office/drawing/2010/main" val="0"/>
+                        </a:ext>
+                      </a:extLst>
+                    </a:blip>
+                    <a:srcRect l="25339" r="22787" b="28434"/>
+                    <a:stretch>
+                      <a:fillRect/>
+                    </a:stretch>
+                  </pic:blipFill>
+                  <pic:spPr bwMode="auto">
+                    <a:xfrm>
+                      <a:off x="0" y="0"/>
+                      <a:ext cx="5576562" cy="9735604"/>
+                    </a:xfrm>
+                    <a:prstGeom prst="rect">
+                      <a:avLst/>
+                    </a:prstGeom>
+                    <a:noFill/>
+                    <a:ln>
+                      <a:noFill/>
+                    </a:ln>
+                    <a:extLst>
+                      <a:ext uri="{53640926-AAD7-44D8-BBD7-CCE9431645EC}">
+                        <a14:shadowObscured xmlns:a14="http://schemas.microsoft.com/office/drawing/2010/main"/>
+                      </a:ext>
+                    </a:extLst>
+                  </pic:spPr>
+                </pic:pic>
+              </a:graphicData>
+            </a:graphic>
+          </wp:inline>
+        </w:drawing>
+      </w:r>
+    </w:p>
+    <w:p>
+      <w:pPr>
+        <w:pStyle w:val="Cmsor1"/>
+      </w:pPr>
+      <w:r>
+        <w:lastRenderedPageBreak/>
+        <w:t xml:space="preserve">Feladat: </w:t>
+      </w:r>
+      <w:proofErr w:type="spellStart"/>
+      <w:r>
+        <w:t>Sonarqube</w:t>
+      </w:r>
+      <w:proofErr w:type="spellEnd"/>
+      <w:r>
+        <w:t xml:space="preserve"> elemzés</w:t>
+      </w:r>
+    </w:p>
     <w:p/>
+    <w:p>
+      <w:r>
+        <w:drawing>
+          <wp:inline distT="0" distB="0" distL="0" distR="0" wp14:anchorId="431CA766" wp14:editId="7B089AC1">
+            <wp:extent cx="5760720" cy="3681350"/>
+            <wp:effectExtent l="0" t="0" r="0" b="0"/>
+            <wp:docPr id="1067553832" name="Kép 1"/>
+            <wp:cNvGraphicFramePr>
+              <a:graphicFrameLocks xmlns:a="http://schemas.openxmlformats.org/drawingml/2006/main" noChangeAspect="1"/>
+            </wp:cNvGraphicFramePr>
+            <a:graphic xmlns:a="http://schemas.openxmlformats.org/drawingml/2006/main">
+              <a:graphicData uri="http://schemas.openxmlformats.org/drawingml/2006/picture">
+                <pic:pic xmlns:pic="http://schemas.openxmlformats.org/drawingml/2006/picture">
+                  <pic:nvPicPr>
+                    <pic:cNvPr id="1067553832" name=""/>
+                    <pic:cNvPicPr/>
+                  </pic:nvPicPr>
+                  <pic:blipFill rotWithShape="1">
+                    <a:blip r:embed="rId18"/>
+                    <a:srcRect b="20778"/>
+                    <a:stretch>
+                      <a:fillRect/>
+                    </a:stretch>
+                  </pic:blipFill>
+                  <pic:spPr bwMode="auto">
+                    <a:xfrm>
+                      <a:off x="0" y="0"/>
+                      <a:ext cx="5760720" cy="3681350"/>
+                    </a:xfrm>
+                    <a:prstGeom prst="rect">
+                      <a:avLst/>
+                    </a:prstGeom>
+                    <a:ln>
+                      <a:noFill/>
+                    </a:ln>
+                    <a:extLst>
+                      <a:ext uri="{53640926-AAD7-44D8-BBD7-CCE9431645EC}">
+                        <a14:shadowObscured xmlns:a14="http://schemas.microsoft.com/office/drawing/2010/main"/>
+                      </a:ext>
+                    </a:extLst>
+                  </pic:spPr>
+                </pic:pic>
+              </a:graphicData>
+            </a:graphic>
+          </wp:inline>
+        </w:drawing>
+      </w:r>
+    </w:p>
+    <w:p>
+      <w:pPr>
+        <w:pStyle w:val="Cmsor1"/>
+      </w:pPr>
+      <w:r>
+        <w:t xml:space="preserve">Feladat: </w:t>
+      </w:r>
+      <w:proofErr w:type="spellStart"/>
+      <w:r>
+        <w:t>Sonarqube</w:t>
+      </w:r>
+      <w:proofErr w:type="spellEnd"/>
+      <w:r>
+        <w:t xml:space="preserve"> javítások ellenőrzése</w:t>
+      </w:r>
+    </w:p>
+    <w:p>
+      <w:r>
+        <w:t xml:space="preserve">A </w:t>
+      </w:r>
+      <w:proofErr w:type="spellStart"/>
+      <w:r>
+        <w:t>sonarque</w:t>
+      </w:r>
+      <w:proofErr w:type="spellEnd"/>
+      <w:r>
+        <w:t xml:space="preserve"> nem mutat karbantarthatósági hibákat. Azokat a hibákat jelzi, amiket korábban is, tehát azokat </w:t>
+      </w:r>
+      <w:proofErr w:type="spellStart"/>
+      <w:r>
+        <w:t>amikoet</w:t>
+      </w:r>
+      <w:proofErr w:type="spellEnd"/>
+      <w:r>
+        <w:t xml:space="preserve"> már megfixáltunk a </w:t>
+      </w:r>
+      <w:proofErr w:type="spellStart"/>
+      <w:r>
+        <w:t>bugfix</w:t>
+      </w:r>
+      <w:proofErr w:type="spellEnd"/>
+      <w:r>
+        <w:t xml:space="preserve"> </w:t>
+      </w:r>
+      <w:proofErr w:type="spellStart"/>
+      <w:r>
+        <w:t>branchen</w:t>
+      </w:r>
+      <w:proofErr w:type="spellEnd"/>
+      <w:r>
+        <w:t>.</w:t>
+      </w:r>
+    </w:p>
+    <w:p>
+      <w:r>
+        <w:drawing>
+          <wp:inline distT="0" distB="0" distL="0" distR="0" wp14:anchorId="38BE75ED" wp14:editId="7C6E6F84">
+            <wp:extent cx="5760720" cy="3301365"/>
+            <wp:effectExtent l="0" t="0" r="0" b="0"/>
+            <wp:docPr id="571658912" name="Kép 1"/>
+            <wp:cNvGraphicFramePr>
+              <a:graphicFrameLocks xmlns:a="http://schemas.openxmlformats.org/drawingml/2006/main" noChangeAspect="1"/>
+            </wp:cNvGraphicFramePr>
+            <a:graphic xmlns:a="http://schemas.openxmlformats.org/drawingml/2006/main">
+              <a:graphicData uri="http://schemas.openxmlformats.org/drawingml/2006/picture">
+                <pic:pic xmlns:pic="http://schemas.openxmlformats.org/drawingml/2006/picture">
+                  <pic:nvPicPr>
+                    <pic:cNvPr id="571658912" name=""/>
+                    <pic:cNvPicPr/>
+                  </pic:nvPicPr>
+                  <pic:blipFill>
+                    <a:blip r:embed="rId19"/>
+                    <a:stretch>
+                      <a:fillRect/>
+                    </a:stretch>
+                  </pic:blipFill>
+                  <pic:spPr>
+                    <a:xfrm>
+                      <a:off x="0" y="0"/>
+                      <a:ext cx="5760720" cy="3301365"/>
+                    </a:xfrm>
+                    <a:prstGeom prst="rect">
+                      <a:avLst/>
+                    </a:prstGeom>
+                  </pic:spPr>
+                </pic:pic>
+              </a:graphicData>
+            </a:graphic>
+          </wp:inline>
+        </w:drawing>
+      </w:r>
+    </w:p>
+    <w:p>
+      <w:pPr>
+        <w:pStyle w:val="Cmsor1"/>
+      </w:pPr>
+      <w:r>
+        <w:lastRenderedPageBreak/>
+        <w:t xml:space="preserve">Feladat: </w:t>
+      </w:r>
+      <w:proofErr w:type="spellStart"/>
+      <w:r>
+        <w:t>bage</w:t>
+      </w:r>
+      <w:proofErr w:type="spellEnd"/>
+    </w:p>
+    <w:p>
+      <w:proofErr w:type="gramStart"/>
+      <w:r>
+        <w:t>[![</w:t>
+      </w:r>
+      <w:proofErr w:type="gramEnd"/>
+      <w:r>
+        <w:t xml:space="preserve">Java CI </w:t>
+      </w:r>
+      <w:proofErr w:type="spellStart"/>
+      <w:r>
+        <w:t>with</w:t>
+      </w:r>
+      <w:proofErr w:type="spellEnd"/>
+      <w:r>
+        <w:t xml:space="preserve"> </w:t>
+      </w:r>
+      <w:proofErr w:type="gramStart"/>
+      <w:r>
+        <w:t>Maven](</w:t>
+      </w:r>
+      <w:proofErr w:type="gramEnd"/>
+      <w:r>
+        <w:t>https://github.com/TothMarcellTamas/se-lab/actions/workflows/maven.yml/badge.svg</w:t>
+      </w:r>
+      <w:proofErr w:type="gramStart"/>
+      <w:r>
+        <w:t>)](</w:t>
+      </w:r>
+      <w:proofErr w:type="gramEnd"/>
+      <w:r>
+        <w:t>https://github.com/TothMarcellTamas/se-lab/actions/workflows/maven.yml)</w:t>
+      </w:r>
+    </w:p>
+    <w:p>
+      <w:proofErr w:type="gramStart"/>
+      <w:r>
+        <w:t>[![</w:t>
+      </w:r>
+      <w:proofErr w:type="gramEnd"/>
+      <w:r>
+        <w:t>License](</w:t>
+      </w:r>
+      <w:hyperlink r:id="rId20" w:history="1">
+        <w:r>
+          <w:rPr>
+            <w:rStyle w:val="Hiperhivatkozs"/>
+          </w:rPr>
+          <w:t>https://img.shields.io/github/license/TothMarcellTamas/se-lab)</w:t>
+        </w:r>
+      </w:hyperlink>
+      <w:r>
+        <w:t>]()</w:t>
+      </w:r>
+    </w:p>
+    <w:p>
+      <w:r>
+        <w:drawing>
+          <wp:inline distT="0" distB="0" distL="0" distR="0" wp14:anchorId="79CC546F" wp14:editId="3DCE9D72">
+            <wp:extent cx="5760720" cy="1605915"/>
+            <wp:effectExtent l="0" t="0" r="0" b="0"/>
+            <wp:docPr id="331497259" name="Kép 1"/>
+            <wp:cNvGraphicFramePr>
+              <a:graphicFrameLocks xmlns:a="http://schemas.openxmlformats.org/drawingml/2006/main" noChangeAspect="1"/>
+            </wp:cNvGraphicFramePr>
+            <a:graphic xmlns:a="http://schemas.openxmlformats.org/drawingml/2006/main">
+              <a:graphicData uri="http://schemas.openxmlformats.org/drawingml/2006/picture">
+                <pic:pic xmlns:pic="http://schemas.openxmlformats.org/drawingml/2006/picture">
+                  <pic:nvPicPr>
+                    <pic:cNvPr id="331497259" name=""/>
+                    <pic:cNvPicPr/>
+                  </pic:nvPicPr>
+                  <pic:blipFill>
+                    <a:blip r:embed="rId21"/>
+                    <a:stretch>
+                      <a:fillRect/>
+                    </a:stretch>
+                  </pic:blipFill>
+                  <pic:spPr>
+                    <a:xfrm>
+                      <a:off x="0" y="0"/>
+                      <a:ext cx="5760720" cy="1605915"/>
+                    </a:xfrm>
+                    <a:prstGeom prst="rect">
+                      <a:avLst/>
+                    </a:prstGeom>
+                  </pic:spPr>
+                </pic:pic>
+              </a:graphicData>
+            </a:graphic>
+          </wp:inline>
+        </w:drawing>
+      </w:r>
+    </w:p>
     <w:sectPr>
-      <w:headerReference w:type="default" r:id="rId17"/>
-      <w:footerReference w:type="default" r:id="rId18"/>
-      <w:headerReference w:type="first" r:id="rId19"/>
-      <w:footerReference w:type="first" r:id="rId20"/>
+      <w:headerReference w:type="default" r:id="rId22"/>
+      <w:footerReference w:type="default" r:id="rId23"/>
+      <w:headerReference w:type="first" r:id="rId24"/>
+      <w:footerReference w:type="first" r:id="rId25"/>
       <w:pgSz w:w="11906" w:h="16838"/>
       <w:pgMar w:top="1417" w:right="1417" w:bottom="1417" w:left="1417" w:header="708" w:footer="708" w:gutter="0"/>
       <w:cols w:space="720"/>
@@ -2609,7 +2945,6 @@
   <w:style w:type="character" w:default="1" w:styleId="Bekezdsalapbettpusa">
     <w:name w:val="Default Paragraph Font"/>
     <w:uiPriority w:val="1"/>
-    <w:semiHidden/>
     <w:unhideWhenUsed/>
   </w:style>
   <w:style w:type="table" w:default="1" w:styleId="Normltblzat">
@@ -2987,7 +3322,6 @@
     <w:name w:val="Hyperlink"/>
     <w:basedOn w:val="Bekezdsalapbettpusa"/>
     <w:uiPriority w:val="99"/>
-    <w:semiHidden/>
     <w:unhideWhenUsed/>
     <w:rsid w:val="009D3C2C"/>
     <w:rPr>
@@ -3463,6 +3797,18 @@
     <w:basedOn w:val="Alcm"/>
     <w:qFormat/>
     <w:rsid w:val="00BA4556"/>
+  </w:style>
+  <w:style w:type="character" w:styleId="Feloldatlanmegemlts">
+    <w:name w:val="Unresolved Mention"/>
+    <w:basedOn w:val="Bekezdsalapbettpusa"/>
+    <w:uiPriority w:val="99"/>
+    <w:semiHidden/>
+    <w:unhideWhenUsed/>
+    <w:rsid w:val="00B74ADC"/>
+    <w:rPr>
+      <w:color w:val="605E5C"/>
+      <w:shd w:val="clear" w:color="auto" w:fill="E1DFDD"/>
+    </w:rPr>
   </w:style>
 </w:styles>
 </file>
@@ -3751,16 +4097,25 @@
 </file>
 
 <file path=customXml/item1.xml><?xml version="1.0" encoding="utf-8"?>
+<b:Sources xmlns:b="http://schemas.openxmlformats.org/officeDocument/2006/bibliography" xmlns="http://schemas.openxmlformats.org/officeDocument/2006/bibliography" SelectedStyle="\APA.XSL" StyleName="APA"/>
+</file>
+
+<file path=customXml/item2.xml><?xml version="1.0" encoding="utf-8"?>
 <p:properties xmlns:p="http://schemas.microsoft.com/office/2006/metadata/properties" xmlns:xsi="http://www.w3.org/2001/XMLSchema-instance" xmlns:pc="http://schemas.microsoft.com/office/infopath/2007/PartnerControls">
   <documentManagement/>
 </p:properties>
 </file>
 
-<file path=customXml/item2.xml><?xml version="1.0" encoding="utf-8"?>
-<b:Sources xmlns:b="http://schemas.openxmlformats.org/officeDocument/2006/bibliography" xmlns="http://schemas.openxmlformats.org/officeDocument/2006/bibliography" SelectedStyle="\APA.XSL" StyleName="APA"/>
+<file path=customXml/item3.xml><?xml version="1.0" encoding="utf-8"?>
+<?mso-contentType ?>
+<FormTemplates xmlns="http://schemas.microsoft.com/sharepoint/v3/contenttype/forms">
+  <Display>DocumentLibraryForm</Display>
+  <Edit>DocumentLibraryForm</Edit>
+  <New>DocumentLibraryForm</New>
+</FormTemplates>
 </file>
 
-<file path=customXml/item3.xml><?xml version="1.0" encoding="utf-8"?>
+<file path=customXml/item4.xml><?xml version="1.0" encoding="utf-8"?>
 <ct:contentTypeSchema xmlns:ct="http://schemas.microsoft.com/office/2006/metadata/contentType" xmlns:ma="http://schemas.microsoft.com/office/2006/metadata/properties/metaAttributes" ct:_="" ma:_="" ma:contentTypeName="Document" ma:contentTypeID="0x01010013532243B581414188EF3F59D33FEB25" ma:contentTypeVersion="6" ma:contentTypeDescription="Create a new document." ma:contentTypeScope="" ma:versionID="3c8ff5c8fdb75f7e7c005cd9498d9aad">
   <xsd:schema xmlns:xsd="http://www.w3.org/2001/XMLSchema" xmlns:xs="http://www.w3.org/2001/XMLSchema" xmlns:p="http://schemas.microsoft.com/office/2006/metadata/properties" xmlns:ns2="ed64fe2c-2946-441a-bdf3-2120a1702011" xmlns:ns3="133b811b-0bc4-4944-9685-9128c8db5870" targetNamespace="http://schemas.microsoft.com/office/2006/metadata/properties" ma:root="true" ma:fieldsID="662e73e34ba43cc7db50fd596a5f3802" ns2:_="" ns3:_="">
     <xsd:import namespace="ed64fe2c-2946-441a-bdf3-2120a1702011"/>
@@ -3939,16 +4294,15 @@
 </ct:contentTypeSchema>
 </file>
 
-<file path=customXml/item4.xml><?xml version="1.0" encoding="utf-8"?>
-<?mso-contentType ?>
-<FormTemplates xmlns="http://schemas.microsoft.com/sharepoint/v3/contenttype/forms">
-  <Display>DocumentLibraryForm</Display>
-  <Edit>DocumentLibraryForm</Edit>
-  <New>DocumentLibraryForm</New>
-</FormTemplates>
+<file path=customXml/itemProps1.xml><?xml version="1.0" encoding="utf-8"?>
+<ds:datastoreItem xmlns:ds="http://schemas.openxmlformats.org/officeDocument/2006/customXml" ds:itemID="{F2C35FEF-1B90-4171-BF31-30718714B00B}">
+  <ds:schemaRefs>
+    <ds:schemaRef ds:uri="http://schemas.openxmlformats.org/officeDocument/2006/bibliography"/>
+  </ds:schemaRefs>
+</ds:datastoreItem>
 </file>
 
-<file path=customXml/itemProps1.xml><?xml version="1.0" encoding="utf-8"?>
+<file path=customXml/itemProps2.xml><?xml version="1.0" encoding="utf-8"?>
 <ds:datastoreItem xmlns:ds="http://schemas.openxmlformats.org/officeDocument/2006/customXml" ds:itemID="{448DC41E-2BDB-46C2-9930-EE3043C4CEF4}">
   <ds:schemaRefs>
     <ds:schemaRef ds:uri="http://schemas.microsoft.com/office/2006/metadata/properties"/>
@@ -3957,15 +4311,15 @@
 </ds:datastoreItem>
 </file>
 
-<file path=customXml/itemProps2.xml><?xml version="1.0" encoding="utf-8"?>
-<ds:datastoreItem xmlns:ds="http://schemas.openxmlformats.org/officeDocument/2006/customXml" ds:itemID="{F2C35FEF-1B90-4171-BF31-30718714B00B}">
+<file path=customXml/itemProps3.xml><?xml version="1.0" encoding="utf-8"?>
+<ds:datastoreItem xmlns:ds="http://schemas.openxmlformats.org/officeDocument/2006/customXml" ds:itemID="{BEAA3410-39A0-400F-954D-D477DC421977}">
   <ds:schemaRefs>
-    <ds:schemaRef ds:uri="http://schemas.openxmlformats.org/officeDocument/2006/bibliography"/>
+    <ds:schemaRef ds:uri="http://schemas.microsoft.com/sharepoint/v3/contenttype/forms"/>
   </ds:schemaRefs>
 </ds:datastoreItem>
 </file>
 
-<file path=customXml/itemProps3.xml><?xml version="1.0" encoding="utf-8"?>
+<file path=customXml/itemProps4.xml><?xml version="1.0" encoding="utf-8"?>
 <ds:datastoreItem xmlns:ds="http://schemas.openxmlformats.org/officeDocument/2006/customXml" ds:itemID="{0897306F-4ACF-44AC-A4F8-E0D3818859D0}">
   <ds:schemaRefs>
     <ds:schemaRef ds:uri="http://schemas.microsoft.com/office/2006/metadata/contentType"/>
@@ -3982,12 +4336,4 @@
     <ds:schemaRef ds:uri="http://schemas.microsoft.com/internal/obd"/>
   </ds:schemaRefs>
 </ds:datastoreItem>
-</file>
-
-<file path=customXml/itemProps4.xml><?xml version="1.0" encoding="utf-8"?>
-<ds:datastoreItem xmlns:ds="http://schemas.openxmlformats.org/officeDocument/2006/customXml" ds:itemID="{BEAA3410-39A0-400F-954D-D477DC421977}">
-  <ds:schemaRefs>
-    <ds:schemaRef ds:uri="http://schemas.microsoft.com/sharepoint/v3/contenttype/forms"/>
-  </ds:schemaRefs>
-</ds:datastoreItem>
 </file>